--- a/templates/hu/labour_contract_ordinary.docx
+++ b/templates/hu/labour_contract_ordinary.docx
@@ -6423,7 +6423,7 @@
                 <w:szCs w:val="20"/>
                 <w:lang w:val="hu-HU"/>
               </w:rPr>
-              <w:t xml:space="preserve">sok, továbbá {{policies_hu}}</w:t>
+              <w:t xml:space="preserve">sok, továbbá a Juttatási Szabályzat, illetve a hatályos képzési szabályzat{{policies_hu}}</w:t>
             </w:r>
             <w:r>
               <w:rPr>
